--- a/src/content/bios/Ogata-S 2014.docx
+++ b/src/content/bios/Ogata-S 2014.docx
@@ -14948,7 +14948,7 @@
           <w:sz w:val="24"/>
           <w:szCs w:val="24"/>
         </w:rPr>
-        <w:t xml:space="preserve">, 27 April 1999, ‘Interview: We Are Living in a World of Revolutionary Change’ in </w:t>
+        <w:t xml:space="preserve">, 27 April 1999; ‘Interview: We Are Living in a World of Revolutionary Change’ in </w:t>
       </w:r>
       <w:r>
         <w:rPr>
